--- a/tema7/plantillas/Actividad_7_1_INU_Plantilla.docx
+++ b/tema7/plantillas/Actividad_7_1_INU_Plantilla.docx
@@ -167,7 +167,7 @@
                 <w:sz w:val="20"/>
                 <w:szCs w:val="20"/>
               </w:rPr>
-              <w:t xml:space="preserve">Identificador de recursos usado (ej. escaparate-front-&lt;tu-identificador&gt;): _______________________</w:t>
+              <w:t xml:space="preserve">Identificador de recursos usado (ej. mi-recurso-&lt;tu-identificador&gt;): _______________________</w:t>
             </w:r>
           </w:p>
           <w:p>

--- a/tema7/plantillas/Actividad_7_1_INU_Plantilla.docx
+++ b/tema7/plantillas/Actividad_7_1_INU_Plantilla.docx
@@ -168,20 +168,6 @@
                 <w:szCs w:val="20"/>
               </w:rPr>
               <w:t xml:space="preserve">Identificador de recursos usado (ej. mi-recurso-&lt;tu-identificador&gt;): _______________________</w:t>
-            </w:r>
-          </w:p>
-          <w:p>
-            <w:pPr>
-              <w:spacing w:after="60"/>
-            </w:pPr>
-            <w:r>
-              <w:rPr>
-                <w:rFonts w:ascii="Arial" w:cs="Arial" w:eastAsia="Arial" w:hAnsi="Arial"/>
-                <w:color w:val="263238"/>
-                <w:sz w:val="20"/>
-                <w:szCs w:val="20"/>
-              </w:rPr>
-              <w:t xml:space="preserve">Repositorio Git de tu proyecto (URL): _____________________________________</w:t>
             </w:r>
           </w:p>
         </w:tc>
